--- a/docs/ho-so/EIDE-SEC-25_Thiet_ke_an_toan.docx
+++ b/docs/ho-so/EIDE-SEC-25_Thiet_ke_an_toan.docx
@@ -277,7 +277,7 @@
                 <w:sz w:val="21"/>
                 <w:szCs w:val="21"/>
               </w:rPr>
-              <w:t xml:space="preserve">1.0 — phát hành cùng bộ hồ sơ v1.2 (bổ sung theo Rà soát đủ điều kiện phát triển)</w:t>
+              <w:t xml:space="preserve">1.1 — §2: nói rõ giới hạn RAM trên macOS canh bằng RSS ở tiến trình CHA (chu kỳ 0,2 s, vượt → SIGKILL) chứ không bằng `RLIMIT_AS` — đo được rằng `RLIMIT_AS` ở bất kỳ giá trị nào cũng làm hỏng chính lời gọi exec trên macOS. Ba giới hạn còn lại giữ nguyên (DEV-017).</w:t>
             </w:r>
           </w:p>
         </w:tc>
@@ -1153,6 +1153,148 @@
           </w:p>
         </w:tc>
       </w:tr>
+      <w:tr>
+        <w:tc>
+          <w:tcPr>
+            <w:tcW w:type="dxa" w:w="1500"/>
+            <w:tcBorders>
+              <w:top w:val="single" w:color="7F7F7F" w:sz="4"/>
+              <w:left w:val="single" w:color="7F7F7F" w:sz="4"/>
+              <w:bottom w:val="single" w:color="7F7F7F" w:sz="4"/>
+              <w:right w:val="single" w:color="7F7F7F" w:sz="4"/>
+            </w:tcBorders>
+            <w:shd w:fill="F2F6FB" w:color="auto" w:val="clear"/>
+            <w:tcMar>
+              <w:top w:type="dxa" w:w="50"/>
+              <w:left w:type="dxa" w:w="80"/>
+              <w:bottom w:type="dxa" w:w="50"/>
+              <w:right w:type="dxa" w:w="80"/>
+            </w:tcMar>
+            <w:vAlign w:val="top"/>
+          </w:tcPr>
+          <w:p>
+            <w:pPr>
+              <w:spacing w:after="30" w:line="264"/>
+              <w:jc w:val="left"/>
+            </w:pPr>
+            <w:r>
+              <w:rPr>
+                <w:rFonts w:ascii="Times New Roman" w:cs="Times New Roman" w:eastAsia="Times New Roman" w:hAnsi="Times New Roman"/>
+                <w:b/>
+                <w:bCs/>
+                <w:sz w:val="21"/>
+                <w:szCs w:val="21"/>
+              </w:rPr>
+              <w:t xml:space="preserve">1.1</w:t>
+            </w:r>
+          </w:p>
+        </w:tc>
+        <w:tc>
+          <w:tcPr>
+            <w:tcW w:type="dxa" w:w="1700"/>
+            <w:tcBorders>
+              <w:top w:val="single" w:color="7F7F7F" w:sz="4"/>
+              <w:left w:val="single" w:color="7F7F7F" w:sz="4"/>
+              <w:bottom w:val="single" w:color="7F7F7F" w:sz="4"/>
+              <w:right w:val="single" w:color="7F7F7F" w:sz="4"/>
+            </w:tcBorders>
+            <w:shd w:fill="F2F6FB" w:color="auto" w:val="clear"/>
+            <w:tcMar>
+              <w:top w:type="dxa" w:w="50"/>
+              <w:left w:type="dxa" w:w="80"/>
+              <w:bottom w:type="dxa" w:w="50"/>
+              <w:right w:type="dxa" w:w="80"/>
+            </w:tcMar>
+            <w:vAlign w:val="top"/>
+          </w:tcPr>
+          <w:p>
+            <w:pPr>
+              <w:spacing w:after="30" w:line="264"/>
+              <w:jc w:val="left"/>
+            </w:pPr>
+            <w:r>
+              <w:rPr>
+                <w:rFonts w:ascii="Times New Roman" w:cs="Times New Roman" w:eastAsia="Times New Roman" w:hAnsi="Times New Roman"/>
+                <w:b w:val="false"/>
+                <w:bCs w:val="false"/>
+                <w:sz w:val="21"/>
+                <w:szCs w:val="21"/>
+              </w:rPr>
+              <w:t xml:space="preserve">07/09/2026</w:t>
+            </w:r>
+          </w:p>
+        </w:tc>
+        <w:tc>
+          <w:tcPr>
+            <w:tcW w:type="dxa" w:w="2100"/>
+            <w:tcBorders>
+              <w:top w:val="single" w:color="7F7F7F" w:sz="4"/>
+              <w:left w:val="single" w:color="7F7F7F" w:sz="4"/>
+              <w:bottom w:val="single" w:color="7F7F7F" w:sz="4"/>
+              <w:right w:val="single" w:color="7F7F7F" w:sz="4"/>
+            </w:tcBorders>
+            <w:shd w:fill="F2F6FB" w:color="auto" w:val="clear"/>
+            <w:tcMar>
+              <w:top w:type="dxa" w:w="50"/>
+              <w:left w:type="dxa" w:w="80"/>
+              <w:bottom w:type="dxa" w:w="50"/>
+              <w:right w:type="dxa" w:w="80"/>
+            </w:tcMar>
+            <w:vAlign w:val="top"/>
+          </w:tcPr>
+          <w:p>
+            <w:pPr>
+              <w:spacing w:after="30" w:line="264"/>
+              <w:jc w:val="left"/>
+            </w:pPr>
+            <w:r>
+              <w:rPr>
+                <w:rFonts w:ascii="Times New Roman" w:cs="Times New Roman" w:eastAsia="Times New Roman" w:hAnsi="Times New Roman"/>
+                <w:b w:val="false"/>
+                <w:bCs w:val="false"/>
+                <w:sz w:val="21"/>
+                <w:szCs w:val="21"/>
+              </w:rPr>
+              <w:t xml:space="preserve">Vũ Trí Công</w:t>
+            </w:r>
+          </w:p>
+        </w:tc>
+        <w:tc>
+          <w:tcPr>
+            <w:tcW w:type="dxa" w:w="4000"/>
+            <w:tcBorders>
+              <w:top w:val="single" w:color="7F7F7F" w:sz="4"/>
+              <w:left w:val="single" w:color="7F7F7F" w:sz="4"/>
+              <w:bottom w:val="single" w:color="7F7F7F" w:sz="4"/>
+              <w:right w:val="single" w:color="7F7F7F" w:sz="4"/>
+            </w:tcBorders>
+            <w:shd w:fill="F2F6FB" w:color="auto" w:val="clear"/>
+            <w:tcMar>
+              <w:top w:type="dxa" w:w="50"/>
+              <w:left w:type="dxa" w:w="80"/>
+              <w:bottom w:type="dxa" w:w="50"/>
+              <w:right w:type="dxa" w:w="80"/>
+            </w:tcMar>
+            <w:vAlign w:val="top"/>
+          </w:tcPr>
+          <w:p>
+            <w:pPr>
+              <w:spacing w:after="30" w:line="264"/>
+              <w:jc w:val="left"/>
+            </w:pPr>
+            <w:r>
+              <w:rPr>
+                <w:rFonts w:ascii="Times New Roman" w:cs="Times New Roman" w:eastAsia="Times New Roman" w:hAnsi="Times New Roman"/>
+                <w:b w:val="false"/>
+                <w:bCs w:val="false"/>
+                <w:sz w:val="21"/>
+                <w:szCs w:val="21"/>
+              </w:rPr>
+              <w:t xml:space="preserve">§2: nói rõ giới hạn RAM trên macOS canh bằng RSS ở tiến trình CHA (chu kỳ 0,2 s, vượt → SIGKILL) chứ không bằng `RLIMIT_AS` — đo được rằng `RLIMIT_AS` ở bất kỳ giá trị nào cũng làm hỏng chính lời gọi exec trên macOS. Ba giới hạn còn lại giữ nguyên (DEV-017).</w:t>
+            </w:r>
+          </w:p>
+        </w:tc>
+      </w:tr>
     </w:tbl>
     <w:p>
       <w:pPr>
@@ -2547,7 +2689,63 @@
           <w:sz w:val="26"/>
           <w:szCs w:val="26"/>
         </w:rPr>
-        <w:t xml:space="preserve">Mọi extractor, bộ render lược đồ, lệnh cài đặt và công cụ ngoài chạy trong `Sandbox.run(cmd|callable, limits)` trên tiến trình con: `resource` (Linux/macOS) giới hạn CPU 60 s, RAM 1 GB, tệp mở 256, kích thước ghi 2 GB; wall-clock 300 s (cấu hình theo loại); thư mục làm việc tạm riêng, chỉ được đọc `allowed_dirs` (tài liệu nguồn) và ghi `out_dir`; biến môi trường tối thiểu (không PATH của người dùng, không khóa API); trên macOS dùng `sandbox-exec` profile khi có, trên Linux `bwrap` nếu có, nếu không thì tiến trình con + giới hạn `resource` (ghi ledger mức cách ly). Archive: độ sâu ≤ 5, tổng giải nén ≤ 2 GB, tỷ lệ nén &gt; 100:1 → dừng, chuẩn hóa đường dẫn và từ chối `..`/tuyệt đối/symlink ra ngoài. Đầu ra sandbox là tệp/JSON, được kiểm schema trước khi vào store.</w:t>
+        <w:t xml:space="preserve">Mọi extractor, bộ render lược đồ, lệnh cài đặt và công cụ ngoài chạy trong `Sandbox.run(cmd|callable, limits)` trên tiến trình con: `resource` giới hạn CPU 60 s, tệp mở 256, kích thước ghi 2 GB (cả ba dùng được trên Linux và macOS), RAM 1 GB (xem đoạn dưới về macOS); wall-clock 300 s (cấu hình theo loại); thư mục làm việc tạm riêng, chỉ được đọc `allowed_dirs` (tài liệu nguồn) và ghi `out_dir`; biến môi trường tối thiểu (không PATH của người dùng, không khóa API); trên macOS dùng `sandbox-exec` profile khi có, trên Linux `bwrap` nếu có, nếu không thì tiến trình con + giới hạn `resource` (ghi ledger mức cách ly). Archive: độ sâu ≤ 5, tổng giải nén ≤ 2 GB, tỷ lệ nén &gt; 100:1 → dừng, chuẩn hóa đường dẫn và từ chối `..`/tuyệt đối/symlink ra ngoài. Đầu ra sandbox là tệp/JSON, được kiểm schema trước khi vào store.</w:t>
+      </w:r>
+    </w:p>
+    <w:p>
+      <w:pPr>
+        <w:spacing w:after="60"/>
+      </w:pPr>
+      <w:r>
+        <w:rPr>
+          <w:rFonts w:ascii="Times New Roman" w:cs="Times New Roman" w:eastAsia="Times New Roman" w:hAnsi="Times New Roman"/>
+          <w:sz w:val="26"/>
+          <w:szCs w:val="26"/>
+        </w:rPr>
+        <w:t xml:space="preserve"/>
+      </w:r>
+    </w:p>
+    <w:p>
+      <w:pPr>
+        <w:spacing w:after="120" w:line="360"/>
+        <w:ind w:firstLine="0"/>
+        <w:jc w:val="both"/>
+      </w:pPr>
+      <w:r>
+        <w:rPr>
+          <w:rFonts w:ascii="Times New Roman" w:cs="Times New Roman" w:eastAsia="Times New Roman" w:hAnsi="Times New Roman"/>
+          <w:b/>
+          <w:bCs/>
+          <w:sz w:val="26"/>
+          <w:szCs w:val="26"/>
+        </w:rPr>
+        <w:t xml:space="preserve">Giới hạn RAM trên macOS không dùng `RLIMIT_AS` được.</w:t>
+      </w:r>
+      <w:r>
+        <w:rPr>
+          <w:rFonts w:ascii="Times New Roman" w:cs="Times New Roman" w:eastAsia="Times New Roman" w:hAnsi="Times New Roman"/>
+          <w:sz w:val="26"/>
+          <w:szCs w:val="26"/>
+        </w:rPr>
+        <w:t xml:space="preserve"> Đo trực tiếp 06/09/2026 trên macOS 26 arm64: đặt `RLIMIT_AS` ở bất kỳ giá trị nào — thử cả 2 GB — đều làm hỏng chính lời gọi `exec` của tiến trình con, vì Python trên macOS đặt trước một vùng địa chỉ ảo rất lớn; lỗi xuất hiện ngay ở `preexec_fn` chứ không phải khi công cụ chạy. Ba giới hạn còn lại hoạt động bình thường (`RLIMIT_CPU` → SIGXCPU, `RLIMIT_FSIZE` → Errno 27, `RLIMIT_NOFILE` → Errno 24). macOS là nền tảng thứ tự một, nên không thể bỏ giới hạn RAM. Thay vào đó, tiến trình </w:t>
+      </w:r>
+      <w:r>
+        <w:rPr>
+          <w:rFonts w:ascii="Times New Roman" w:cs="Times New Roman" w:eastAsia="Times New Roman" w:hAnsi="Times New Roman"/>
+          <w:b/>
+          <w:bCs/>
+          <w:sz w:val="26"/>
+          <w:szCs w:val="26"/>
+        </w:rPr>
+        <w:t xml:space="preserve">cha</w:t>
+      </w:r>
+      <w:r>
+        <w:rPr>
+          <w:rFonts w:ascii="Times New Roman" w:cs="Times New Roman" w:eastAsia="Times New Roman" w:hAnsi="Times New Roman"/>
+          <w:sz w:val="26"/>
+          <w:szCs w:val="26"/>
+        </w:rPr>
+        <w:t xml:space="preserve"> canh RSS của tiến trình con theo chu kỳ 0,2 giây và gửi SIGKILL khi vượt ngưỡng, ghi `violations: [rss]`. Canh ở cha chứ không ở con là có chủ ý: một công cụ đang ăn hết bộ nhớ là đúng thứ không nên nhờ chính nó tự dừng. `RLIMIT_AS` vẫn dùng trên Linux. Xem DEVIATIONS DEV-017.</w:t>
       </w:r>
     </w:p>
     <w:p>
@@ -5566,6 +5764,21 @@
           <w:szCs w:val="24"/>
         </w:rPr>
         <w:t xml:space="preserve">[67] V. T. Công, "EIDE-Rà soát đủ điều kiện phát triển (EIDE_Ra_soat_Du_dieu_kien_Phat_trien.xlsx)," 05/09/2026.</w:t>
+      </w:r>
+    </w:p>
+    <w:p>
+      <w:pPr>
+        <w:spacing w:after="100" w:line="276"/>
+        <w:ind w:left="567" w:hanging="567"/>
+        <w:jc w:val="left"/>
+      </w:pPr>
+      <w:r>
+        <w:rPr>
+          <w:rFonts w:ascii="Times New Roman" w:cs="Times New Roman" w:eastAsia="Times New Roman" w:hAnsi="Times New Roman"/>
+          <w:sz w:val="24"/>
+          <w:szCs w:val="24"/>
+        </w:rPr>
+        <w:t xml:space="preserve">[68] Anthropic, "Claude Code documentation — memory (CLAUDE.md), slash commands, hooks, settings," Claude Docs, 2026. [Online]. Available: https://docs.claude.com/en/docs/claude-code</w:t>
       </w:r>
     </w:p>
     <w:sectPr>
@@ -5704,7 +5917,7 @@
         <w:sz w:val="20"/>
         <w:szCs w:val="20"/>
       </w:rPr>
-      <w:t xml:space="preserve">EIDE-SEC-25 · Thiết kế an toàn · v1.0</w:t>
+      <w:t xml:space="preserve">EIDE-SEC-25 · Thiết kế an toàn · v1.1</w:t>
     </w:r>
   </w:p>
 </w:hdr>

--- a/docs/ho-so/EIDE-SEC-25_Thiet_ke_an_toan.docx
+++ b/docs/ho-so/EIDE-SEC-25_Thiet_ke_an_toan.docx
@@ -2690,6 +2690,80 @@
           <w:szCs w:val="26"/>
         </w:rPr>
         <w:t xml:space="preserve">Mọi extractor, bộ render lược đồ, lệnh cài đặt và công cụ ngoài chạy trong `Sandbox.run(cmd|callable, limits)` trên tiến trình con: `resource` giới hạn CPU 60 s, tệp mở 256, kích thước ghi 2 GB (cả ba dùng được trên Linux và macOS), RAM 1 GB (xem đoạn dưới về macOS); wall-clock 300 s (cấu hình theo loại); thư mục làm việc tạm riêng, chỉ được đọc `allowed_dirs` (tài liệu nguồn) và ghi `out_dir`; biến môi trường tối thiểu (không PATH của người dùng, không khóa API); trên macOS dùng `sandbox-exec` profile khi có, trên Linux `bwrap` nếu có, nếu không thì tiến trình con + giới hạn `resource` (ghi ledger mức cách ly). Archive: độ sâu ≤ 5, tổng giải nén ≤ 2 GB, tỷ lệ nén &gt; 100:1 → dừng, chuẩn hóa đường dẫn và từ chối `..`/tuyệt đối/symlink ra ngoài. Đầu ra sandbox là tệp/JSON, được kiểm schema trước khi vào store.</w:t>
+      </w:r>
+    </w:p>
+    <w:p>
+      <w:pPr>
+        <w:spacing w:after="60"/>
+      </w:pPr>
+      <w:r>
+        <w:rPr>
+          <w:rFonts w:ascii="Times New Roman" w:cs="Times New Roman" w:eastAsia="Times New Roman" w:hAnsi="Times New Roman"/>
+          <w:sz w:val="26"/>
+          <w:szCs w:val="26"/>
+        </w:rPr>
+        <w:t xml:space="preserve"/>
+      </w:r>
+    </w:p>
+    <w:p>
+      <w:pPr>
+        <w:spacing w:after="120" w:line="360"/>
+        <w:ind w:firstLine="0"/>
+        <w:jc w:val="both"/>
+      </w:pPr>
+      <w:r>
+        <w:rPr>
+          <w:rFonts w:ascii="Times New Roman" w:cs="Times New Roman" w:eastAsia="Times New Roman" w:hAnsi="Times New Roman"/>
+          <w:b/>
+          <w:bCs/>
+          <w:sz w:val="26"/>
+          <w:szCs w:val="26"/>
+        </w:rPr>
+        <w:t xml:space="preserve">Ranh giới của sandbox.</w:t>
+      </w:r>
+      <w:r>
+        <w:rPr>
+          <w:rFonts w:ascii="Times New Roman" w:cs="Times New Roman" w:eastAsia="Times New Roman" w:hAnsi="Times New Roman"/>
+          <w:sz w:val="26"/>
+          <w:szCs w:val="26"/>
+        </w:rPr>
+        <w:t xml:space="preserve"> Nó dành cho </w:t>
+      </w:r>
+      <w:r>
+        <w:rPr>
+          <w:rFonts w:ascii="Times New Roman" w:cs="Times New Roman" w:eastAsia="Times New Roman" w:hAnsi="Times New Roman"/>
+          <w:b/>
+          <w:bCs/>
+          <w:sz w:val="26"/>
+          <w:szCs w:val="26"/>
+        </w:rPr>
+        <w:t xml:space="preserve">công cụ ngoài chạy trên dữ liệu không tin được</w:t>
+      </w:r>
+      <w:r>
+        <w:rPr>
+          <w:rFonts w:ascii="Times New Roman" w:cs="Times New Roman" w:eastAsia="Times New Roman" w:hAnsi="Times New Roman"/>
+          <w:sz w:val="26"/>
+          <w:szCs w:val="26"/>
+        </w:rPr>
+        <w:t xml:space="preserve"> — trình giải nén, trình dịch PDF, bộ dựng lược đồ, lệnh cài đặt: đầu vào đến từ nơi khác và có thể được dựng để làm hại. Nó KHÔNG dành cho </w:t>
+      </w:r>
+      <w:r>
+        <w:rPr>
+          <w:rFonts w:ascii="Times New Roman" w:cs="Times New Roman" w:eastAsia="Times New Roman" w:hAnsi="Times New Roman"/>
+          <w:b/>
+          <w:bCs/>
+          <w:sz w:val="26"/>
+          <w:szCs w:val="26"/>
+        </w:rPr>
+        <w:t xml:space="preserve">công cụ do EIDE gọi với tham số cố định trên chính kho của người dùng</w:t>
+      </w:r>
+      <w:r>
+        <w:rPr>
+          <w:rFonts w:ascii="Times New Roman" w:cs="Times New Roman" w:eastAsia="Times New Roman" w:hAnsi="Times New Roman"/>
+          <w:sz w:val="26"/>
+          <w:szCs w:val="26"/>
+        </w:rPr>
+        <w:t xml:space="preserve"> — `git` khi commit vào `auto/&lt;feature&gt;`, `sqlite` khi ghi store. Hai loại ấy khác nhau ở chỗ ai chọn đầu vào, không ở chỗ chương trình nằm trong hay ngoài Python. Đưa `git` vào sandbox thì hoặc phải mở quyền ghi cho cả thư mục dự án — tức bỏ lớp bảo vệ cho mọi công cụ khác dùng chung sandbox — hoặc `git` không làm được việc của nó, vốn chính là ghi vào thư mục ấy. Bù lại, những công cụ loại hai đi qua một danh sách con lệnh cho phép (không `push`, không `clean`, không `reset`), để việc thêm một lệnh nguy hiểm sau này là một thay đổi PHẢI ĐỌC chứ không phải một dòng lọt qua. Xem DEVIATIONS DEV-065.</w:t>
       </w:r>
     </w:p>
     <w:p>

--- a/docs/ho-so/EIDE-SEC-25_Thiet_ke_an_toan.docx
+++ b/docs/ho-so/EIDE-SEC-25_Thiet_ke_an_toan.docx
@@ -277,7 +277,43 @@
                 <w:sz w:val="21"/>
                 <w:szCs w:val="21"/>
               </w:rPr>
-              <w:t xml:space="preserve">1.1 — §2: nói rõ giới hạn RAM trên macOS canh bằng RSS ở tiến trình CHA (chu kỳ 0,2 s, vượt → SIGKILL) chứ không bằng `RLIMIT_AS` — đo được rằng `RLIMIT_AS` ở bất kỳ giá trị nào cũng làm hỏng chính lời gọi exec trên macOS. Ba giới hạn còn lại giữ nguyên (DEV-017).</w:t>
+              <w:t xml:space="preserve">1.2 — §2 nói rõ hai điều mà bản v1.1 loại trừ nhưng hiện thực BUỘC phải có, nếu không `code.build` không thể thành công trên bất kỳ máy nào (DEV-088, chủ sản phẩm duyệt 13/09/2026). (a) </w:t>
+            </w:r>
+            <w:r>
+              <w:rPr>
+                <w:rFonts w:ascii="Times New Roman" w:cs="Times New Roman" w:eastAsia="Times New Roman" w:hAnsi="Times New Roman"/>
+                <w:b/>
+                <w:bCs/>
+                <w:sz w:val="21"/>
+                <w:szCs w:val="21"/>
+              </w:rPr>
+              <w:t xml:space="preserve">Thư mục làm việc</w:t>
+            </w:r>
+            <w:r>
+              <w:rPr>
+                <w:rFonts w:ascii="Times New Roman" w:cs="Times New Roman" w:eastAsia="Times New Roman" w:hAnsi="Times New Roman"/>
+                <w:sz w:val="21"/>
+                <w:szCs w:val="21"/>
+              </w:rPr>
+              <w:t xml:space="preserve">: mặc định vẫn là thư mục tạm riêng, nhưng người gọi chỉ định được một thư mục khác qua `cwd` — bắt buộc nằm trong `allowed_dirs`, nên nó không cấp thêm quyền nào mà chỉ đổi chỗ đứng trong phạm vi đã cấp. Cần vì `toolchain.build.cmd` của TGT-19 viết `cmake -S . -B build` và `artifact: build/*.elf`, đều là đường dẫn TƯƠNG ĐỐI so với gốc dự án. (b) </w:t>
+            </w:r>
+            <w:r>
+              <w:rPr>
+                <w:rFonts w:ascii="Times New Roman" w:cs="Times New Roman" w:eastAsia="Times New Roman" w:hAnsi="Times New Roman"/>
+                <w:b/>
+                <w:bCs/>
+                <w:sz w:val="21"/>
+                <w:szCs w:val="21"/>
+              </w:rPr>
+              <w:t xml:space="preserve">`PATH`</w:t>
+            </w:r>
+            <w:r>
+              <w:rPr>
+                <w:rFonts w:ascii="Times New Roman" w:cs="Times New Roman" w:eastAsia="Times New Roman" w:hAnsi="Times New Roman"/>
+                <w:sz w:val="21"/>
+                <w:szCs w:val="21"/>
+              </w:rPr>
+              <w:t xml:space="preserve">: ngoài bốn thư mục hệ thống, thêm thư mục của những công cụ mà manifest ISA khai và `env.check` đã tìm thấy. Giải `argv[0]` thành đường dẫn tuyệt đối chữa được lệnh ĐẦU TIÊN nhưng không chữa được việc CÔNG CỤ TỰ GỌI CÔNG CỤ: `cmake` tìm `ninja` qua `PATH`, `make` tìm `gcc` cũng thế. Đây là cho phép chạy CHUỖI CÔNG CỤ ĐÃ KHAI, khác hẳn cho phép chạy bất cứ thứ gì người dùng từng cài — `PATH` của người dùng vẫn không được truyền vào.</w:t>
             </w:r>
           </w:p>
         </w:tc>
@@ -1295,6 +1331,184 @@
           </w:p>
         </w:tc>
       </w:tr>
+      <w:tr>
+        <w:tc>
+          <w:tcPr>
+            <w:tcW w:type="dxa" w:w="1500"/>
+            <w:tcBorders>
+              <w:top w:val="single" w:color="7F7F7F" w:sz="4"/>
+              <w:left w:val="single" w:color="7F7F7F" w:sz="4"/>
+              <w:bottom w:val="single" w:color="7F7F7F" w:sz="4"/>
+              <w:right w:val="single" w:color="7F7F7F" w:sz="4"/>
+            </w:tcBorders>
+            <w:tcMar>
+              <w:top w:type="dxa" w:w="50"/>
+              <w:left w:type="dxa" w:w="80"/>
+              <w:bottom w:type="dxa" w:w="50"/>
+              <w:right w:type="dxa" w:w="80"/>
+            </w:tcMar>
+            <w:vAlign w:val="top"/>
+          </w:tcPr>
+          <w:p>
+            <w:pPr>
+              <w:spacing w:after="30" w:line="264"/>
+              <w:jc w:val="left"/>
+            </w:pPr>
+            <w:r>
+              <w:rPr>
+                <w:rFonts w:ascii="Times New Roman" w:cs="Times New Roman" w:eastAsia="Times New Roman" w:hAnsi="Times New Roman"/>
+                <w:b/>
+                <w:bCs/>
+                <w:sz w:val="21"/>
+                <w:szCs w:val="21"/>
+              </w:rPr>
+              <w:t xml:space="preserve">1.2</w:t>
+            </w:r>
+          </w:p>
+        </w:tc>
+        <w:tc>
+          <w:tcPr>
+            <w:tcW w:type="dxa" w:w="1700"/>
+            <w:tcBorders>
+              <w:top w:val="single" w:color="7F7F7F" w:sz="4"/>
+              <w:left w:val="single" w:color="7F7F7F" w:sz="4"/>
+              <w:bottom w:val="single" w:color="7F7F7F" w:sz="4"/>
+              <w:right w:val="single" w:color="7F7F7F" w:sz="4"/>
+            </w:tcBorders>
+            <w:tcMar>
+              <w:top w:type="dxa" w:w="50"/>
+              <w:left w:type="dxa" w:w="80"/>
+              <w:bottom w:type="dxa" w:w="50"/>
+              <w:right w:type="dxa" w:w="80"/>
+            </w:tcMar>
+            <w:vAlign w:val="top"/>
+          </w:tcPr>
+          <w:p>
+            <w:pPr>
+              <w:spacing w:after="30" w:line="264"/>
+              <w:jc w:val="left"/>
+            </w:pPr>
+            <w:r>
+              <w:rPr>
+                <w:rFonts w:ascii="Times New Roman" w:cs="Times New Roman" w:eastAsia="Times New Roman" w:hAnsi="Times New Roman"/>
+                <w:b w:val="false"/>
+                <w:bCs w:val="false"/>
+                <w:sz w:val="21"/>
+                <w:szCs w:val="21"/>
+              </w:rPr>
+              <w:t xml:space="preserve">13/09/2026</w:t>
+            </w:r>
+          </w:p>
+        </w:tc>
+        <w:tc>
+          <w:tcPr>
+            <w:tcW w:type="dxa" w:w="2100"/>
+            <w:tcBorders>
+              <w:top w:val="single" w:color="7F7F7F" w:sz="4"/>
+              <w:left w:val="single" w:color="7F7F7F" w:sz="4"/>
+              <w:bottom w:val="single" w:color="7F7F7F" w:sz="4"/>
+              <w:right w:val="single" w:color="7F7F7F" w:sz="4"/>
+            </w:tcBorders>
+            <w:tcMar>
+              <w:top w:type="dxa" w:w="50"/>
+              <w:left w:type="dxa" w:w="80"/>
+              <w:bottom w:type="dxa" w:w="50"/>
+              <w:right w:type="dxa" w:w="80"/>
+            </w:tcMar>
+            <w:vAlign w:val="top"/>
+          </w:tcPr>
+          <w:p>
+            <w:pPr>
+              <w:spacing w:after="30" w:line="264"/>
+              <w:jc w:val="left"/>
+            </w:pPr>
+            <w:r>
+              <w:rPr>
+                <w:rFonts w:ascii="Times New Roman" w:cs="Times New Roman" w:eastAsia="Times New Roman" w:hAnsi="Times New Roman"/>
+                <w:b w:val="false"/>
+                <w:bCs w:val="false"/>
+                <w:sz w:val="21"/>
+                <w:szCs w:val="21"/>
+              </w:rPr>
+              <w:t xml:space="preserve">Vũ Trí Công</w:t>
+            </w:r>
+          </w:p>
+        </w:tc>
+        <w:tc>
+          <w:tcPr>
+            <w:tcW w:type="dxa" w:w="4000"/>
+            <w:tcBorders>
+              <w:top w:val="single" w:color="7F7F7F" w:sz="4"/>
+              <w:left w:val="single" w:color="7F7F7F" w:sz="4"/>
+              <w:bottom w:val="single" w:color="7F7F7F" w:sz="4"/>
+              <w:right w:val="single" w:color="7F7F7F" w:sz="4"/>
+            </w:tcBorders>
+            <w:tcMar>
+              <w:top w:type="dxa" w:w="50"/>
+              <w:left w:type="dxa" w:w="80"/>
+              <w:bottom w:type="dxa" w:w="50"/>
+              <w:right w:type="dxa" w:w="80"/>
+            </w:tcMar>
+            <w:vAlign w:val="top"/>
+          </w:tcPr>
+          <w:p>
+            <w:pPr>
+              <w:spacing w:after="30" w:line="264"/>
+              <w:jc w:val="left"/>
+            </w:pPr>
+            <w:r>
+              <w:rPr>
+                <w:rFonts w:ascii="Times New Roman" w:cs="Times New Roman" w:eastAsia="Times New Roman" w:hAnsi="Times New Roman"/>
+                <w:b w:val="false"/>
+                <w:bCs w:val="false"/>
+                <w:sz w:val="21"/>
+                <w:szCs w:val="21"/>
+              </w:rPr>
+              <w:t xml:space="preserve">§2 nói rõ hai điều mà bản v1.1 loại trừ nhưng hiện thực BUỘC phải có, nếu không `code.build` không thể thành công trên bất kỳ máy nào (DEV-088, chủ sản phẩm duyệt 13/09/2026). (a) </w:t>
+            </w:r>
+            <w:r>
+              <w:rPr>
+                <w:rFonts w:ascii="Times New Roman" w:cs="Times New Roman" w:eastAsia="Times New Roman" w:hAnsi="Times New Roman"/>
+                <w:b/>
+                <w:bCs/>
+                <w:sz w:val="21"/>
+                <w:szCs w:val="21"/>
+              </w:rPr>
+              <w:t xml:space="preserve">Thư mục làm việc</w:t>
+            </w:r>
+            <w:r>
+              <w:rPr>
+                <w:rFonts w:ascii="Times New Roman" w:cs="Times New Roman" w:eastAsia="Times New Roman" w:hAnsi="Times New Roman"/>
+                <w:b w:val="false"/>
+                <w:bCs w:val="false"/>
+                <w:sz w:val="21"/>
+                <w:szCs w:val="21"/>
+              </w:rPr>
+              <w:t xml:space="preserve">: mặc định vẫn là thư mục tạm riêng, nhưng người gọi chỉ định được một thư mục khác qua `cwd` — bắt buộc nằm trong `allowed_dirs`, nên nó không cấp thêm quyền nào mà chỉ đổi chỗ đứng trong phạm vi đã cấp. Cần vì `toolchain.build.cmd` của TGT-19 viết `cmake -S . -B build` và `artifact: build/*.elf`, đều là đường dẫn TƯƠNG ĐỐI so với gốc dự án. (b) </w:t>
+            </w:r>
+            <w:r>
+              <w:rPr>
+                <w:rFonts w:ascii="Times New Roman" w:cs="Times New Roman" w:eastAsia="Times New Roman" w:hAnsi="Times New Roman"/>
+                <w:b/>
+                <w:bCs/>
+                <w:sz w:val="21"/>
+                <w:szCs w:val="21"/>
+              </w:rPr>
+              <w:t xml:space="preserve">`PATH`</w:t>
+            </w:r>
+            <w:r>
+              <w:rPr>
+                <w:rFonts w:ascii="Times New Roman" w:cs="Times New Roman" w:eastAsia="Times New Roman" w:hAnsi="Times New Roman"/>
+                <w:b w:val="false"/>
+                <w:bCs w:val="false"/>
+                <w:sz w:val="21"/>
+                <w:szCs w:val="21"/>
+              </w:rPr>
+              <w:t xml:space="preserve">: ngoài bốn thư mục hệ thống, thêm thư mục của những công cụ mà manifest ISA khai và `env.check` đã tìm thấy. Giải `argv[0]` thành đường dẫn tuyệt đối chữa được lệnh ĐẦU TIÊN nhưng không chữa được việc CÔNG CỤ TỰ GỌI CÔNG CỤ: `cmake` tìm `ninja` qua `PATH`, `make` tìm `gcc` cũng thế. Đây là cho phép chạy CHUỖI CÔNG CỤ ĐÃ KHAI, khác hẳn cho phép chạy bất cứ thứ gì người dùng từng cài — `PATH` của người dùng vẫn không được truyền vào.</w:t>
+            </w:r>
+          </w:p>
+        </w:tc>
+      </w:tr>
     </w:tbl>
     <w:p>
       <w:pPr>
@@ -2689,7 +2903,43 @@
           <w:sz w:val="26"/>
           <w:szCs w:val="26"/>
         </w:rPr>
-        <w:t xml:space="preserve">Mọi extractor, bộ render lược đồ, lệnh cài đặt và công cụ ngoài chạy trong `Sandbox.run(cmd|callable, limits)` trên tiến trình con: `resource` giới hạn CPU 60 s, tệp mở 256, kích thước ghi 2 GB (cả ba dùng được trên Linux và macOS), RAM 1 GB (xem đoạn dưới về macOS); wall-clock 300 s (cấu hình theo loại); thư mục làm việc tạm riêng, chỉ được đọc `allowed_dirs` (tài liệu nguồn) và ghi `out_dir`; biến môi trường tối thiểu (không PATH của người dùng, không khóa API); trên macOS dùng `sandbox-exec` profile khi có, trên Linux `bwrap` nếu có, nếu không thì tiến trình con + giới hạn `resource` (ghi ledger mức cách ly). Archive: độ sâu ≤ 5, tổng giải nén ≤ 2 GB, tỷ lệ nén &gt; 100:1 → dừng, chuẩn hóa đường dẫn và từ chối `..`/tuyệt đối/symlink ra ngoài. Đầu ra sandbox là tệp/JSON, được kiểm schema trước khi vào store.</w:t>
+        <w:t xml:space="preserve">Mọi extractor, bộ render lược đồ, lệnh cài đặt và công cụ ngoài chạy trong `Sandbox.run(cmd|callable, limits)` trên tiến trình con: `resource` giới hạn CPU 60 s, tệp mở 256, kích thước ghi 2 GB (cả ba dùng được trên Linux và macOS), RAM 1 GB (xem đoạn dưới về macOS); wall-clock 300 s (cấu hình theo loại); thư mục làm việc tạm riêng theo mặc định — người gọi chỉ định được một thư mục khác qua `cwd`, và thư mục ấy </w:t>
+      </w:r>
+      <w:r>
+        <w:rPr>
+          <w:rFonts w:ascii="Times New Roman" w:cs="Times New Roman" w:eastAsia="Times New Roman" w:hAnsi="Times New Roman"/>
+          <w:b/>
+          <w:bCs/>
+          <w:sz w:val="26"/>
+          <w:szCs w:val="26"/>
+        </w:rPr>
+        <w:t xml:space="preserve">bắt buộc nằm trong `allowed_dirs`</w:t>
+      </w:r>
+      <w:r>
+        <w:rPr>
+          <w:rFonts w:ascii="Times New Roman" w:cs="Times New Roman" w:eastAsia="Times New Roman" w:hAnsi="Times New Roman"/>
+          <w:sz w:val="26"/>
+          <w:szCs w:val="26"/>
+        </w:rPr>
+        <w:t xml:space="preserve"> (không có ràng buộc ấy thì `cwd` là lối vòng: chdir vào bất cứ đâu rồi đọc ghi bằng đường dẫn tương đối); chỉ được đọc `allowed_dirs` (tài liệu nguồn) và ghi `out_dir`; biến môi trường tối thiểu (không PATH của người dùng, không khóa API) — `PATH` = `/usr/bin:/bin:/usr/sbin:/sbin` </w:t>
+      </w:r>
+      <w:r>
+        <w:rPr>
+          <w:rFonts w:ascii="Times New Roman" w:cs="Times New Roman" w:eastAsia="Times New Roman" w:hAnsi="Times New Roman"/>
+          <w:b/>
+          <w:bCs/>
+          <w:sz w:val="26"/>
+          <w:szCs w:val="26"/>
+        </w:rPr>
+        <w:t xml:space="preserve">cộng thư mục của những công cụ mà manifest ISA khai và `env.check` đã tìm thấy</w:t>
+      </w:r>
+      <w:r>
+        <w:rPr>
+          <w:rFonts w:ascii="Times New Roman" w:cs="Times New Roman" w:eastAsia="Times New Roman" w:hAnsi="Times New Roman"/>
+          <w:sz w:val="26"/>
+          <w:szCs w:val="26"/>
+        </w:rPr>
+        <w:t xml:space="preserve">;  trên macOS dùng `sandbox-exec` profile khi có, trên Linux `bwrap` nếu có, nếu không thì tiến trình con + giới hạn `resource` (ghi ledger mức cách ly). Archive: độ sâu ≤ 5, tổng giải nén ≤ 2 GB, tỷ lệ nén &gt; 100:1 → dừng, chuẩn hóa đường dẫn và từ chối `..`/tuyệt đối/symlink ra ngoài. Đầu ra sandbox là tệp/JSON, được kiểm schema trước khi vào store.</w:t>
       </w:r>
     </w:p>
     <w:p>
@@ -5991,7 +6241,7 @@
         <w:sz w:val="20"/>
         <w:szCs w:val="20"/>
       </w:rPr>
-      <w:t xml:space="preserve">EIDE-SEC-25 · Thiết kế an toàn · v1.1</w:t>
+      <w:t xml:space="preserve">EIDE-SEC-25 · Thiết kế an toàn · v1.2</w:t>
     </w:r>
   </w:p>
 </w:hdr>
